--- a/textbook/docx/chapter_13_count_duration_models.docx
+++ b/textbook/docx/chapter_13_count_duration_models.docx
@@ -4413,7 +4413,7 @@
         <w:szCs w:val="18"/>
         <w:rFonts w:ascii="Arial" w:cs="Arial" w:eastAsia="Arial" w:hAnsi="Arial"/>
       </w:rPr>
-      <w:t xml:space="preserve">Chapter 13: Count Data and Duration Models</w:t>
+      <w:t xml:space="preserve">Chapter 13: Count Data, Duration Models, and Healthc</w:t>
     </w:r>
   </w:p>
 </w:hdr>
